--- a/dpp-project/DPP差距评估_工具箱/13_差距评估报告模板.docx
+++ b/dpp-project/DPP差距评估_工具箱/13_差距评估报告模板.docx
@@ -413,7 +413,7 @@
           <w:sz w:val="26"/>
           <w:szCs w:val="26"/>
         </w:rPr>
-        <w:t xml:space="preserve">守信财税 · DPP业务线</w:t>
+        <w:t xml:space="preserve">财税 · DPP业务线</w:t>
       </w:r>
     </w:p>
     <w:p>
@@ -427,7 +427,7 @@
           <w:sz w:val="20"/>
           <w:szCs w:val="20"/>
         </w:rPr>
-        <w:t xml:space="preserve">北京乾坤生会计师事务所 / 守信财税咨询</w:t>
+        <w:t xml:space="preserve">北京会计师事务所 / 财税咨询</w:t>
       </w:r>
     </w:p>
     <w:p>
@@ -18502,7 +18502,7 @@
         <w:sz w:val="18"/>
         <w:szCs w:val="18"/>
       </w:rPr>
-      <w:t xml:space="preserve">守信财税 · DPP业务线    第 </w:t>
+      <w:t xml:space="preserve">财税 · DPP业务线    第 </w:t>
     </w:r>
     <w:r>
       <w:rPr>

--- a/dpp-project/DPP差距评估_工具箱/13_差距评估报告模板.docx
+++ b/dpp-project/DPP差距评估_工具箱/13_差距评估报告模板.docx
@@ -413,7 +413,7 @@
           <w:sz w:val="26"/>
           <w:szCs w:val="26"/>
         </w:rPr>
-        <w:t xml:space="preserve">财税 · DPP业务线</w:t>
+        <w:t xml:space="preserve"> · DPP业务线</w:t>
       </w:r>
     </w:p>
     <w:p>
@@ -427,7 +427,7 @@
           <w:sz w:val="20"/>
           <w:szCs w:val="20"/>
         </w:rPr>
-        <w:t xml:space="preserve">北京会计师事务所 / 财税咨询</w:t>
+        <w:t xml:space="preserve">北京会计师事务所 / 咨询</w:t>
       </w:r>
     </w:p>
     <w:p>
@@ -4985,7 +4985,7 @@
                 <w:sz w:val="21"/>
                 <w:szCs w:val="21"/>
               </w:rPr>
-              <w:t xml:space="preserve">核查要点：制造商名称、地址、联系方式须写入电池护照</w:t>
+              <w:t xml:space="preserve">核查要点：制造商名称、地址、</w:t>
             </w:r>
           </w:p>
         </w:tc>
